--- a/assignment/NoSQL_Project_Analysis_Assignment.docx
+++ b/assignment/NoSQL_Project_Analysis_Assignment.docx
@@ -78,7 +78,7 @@
               <w:rPr>
                 <w:sz w:val="20"/>
               </w:rPr>
-              <w:t>[Student Name]</w:t>
+              <w:t>Sarthak Gupta</w:t>
             </w:r>
           </w:p>
         </w:tc>
@@ -108,7 +108,7 @@
               <w:rPr>
                 <w:sz w:val="20"/>
               </w:rPr>
-              <w:t>[Enrolment Number]</w:t>
+              <w:t>2427010032</w:t>
             </w:r>
           </w:p>
         </w:tc>
@@ -138,7 +138,7 @@
               <w:rPr>
                 <w:sz w:val="20"/>
               </w:rPr>
-              <w:t>[Section]</w:t>
+              <w:t>Section J</w:t>
             </w:r>
           </w:p>
         </w:tc>
@@ -168,7 +168,7 @@
               <w:rPr>
                 <w:sz w:val="20"/>
               </w:rPr>
-              <w:t>NoSQL Databases / Advanced Database Management Systems</w:t>
+              <w:t>NoSQL Databases</w:t>
             </w:r>
           </w:p>
         </w:tc>
@@ -198,7 +198,7 @@
               <w:rPr>
                 <w:sz w:val="20"/>
               </w:rPr>
-              <w:t>[student.email@university.edu]</w:t>
+              <w:t>sarthak.2005gupta@gmail.com</w:t>
             </w:r>
           </w:p>
         </w:tc>
@@ -228,7 +228,7 @@
               <w:rPr>
                 <w:sz w:val="20"/>
               </w:rPr>
-              <w:t>[+91-XXXXXXXXXX]</w:t>
+              <w:t>9599301499</w:t>
             </w:r>
           </w:p>
         </w:tc>
@@ -599,7 +599,7 @@
         <w:br/>
         <w:t>• Testing &amp; Validation: PyTest, HTTPX</w:t>
         <w:br/>
-        <w:t>• Documentation &amp; Diagramming: Matplotlib, Python-Docx, ReportLab</w:t>
+        <w:t>• Documentation &amp; Diagramming: Matplotlib, Python-Docx, ReportLab, LaTeX</w:t>
       </w:r>
     </w:p>
     <w:p>
@@ -969,7 +969,7 @@
           </w:tcPr>
           <w:p>
             <w:r>
-              <w:t>[Student Name]</w:t>
+              <w:t>Sarthak Gupta</w:t>
             </w:r>
           </w:p>
         </w:tc>
@@ -979,7 +979,7 @@
           </w:tcPr>
           <w:p>
             <w:r>
-              <w:t>[Student Name]</w:t>
+              <w:t>Sarthak Gupta</w:t>
             </w:r>
           </w:p>
         </w:tc>
@@ -989,7 +989,7 @@
           </w:tcPr>
           <w:p>
             <w:r>
-              <w:t>[Gender]</w:t>
+              <w:t>Male</w:t>
             </w:r>
           </w:p>
         </w:tc>
@@ -1009,7 +1009,7 @@
           </w:tcPr>
           <w:p>
             <w:r>
-              <w:t>[Department / Campus Address]</w:t>
+              <w:t>Jaipur</w:t>
             </w:r>
           </w:p>
         </w:tc>
